--- a/a7/build/out/u5/A7 5.01 Scale Drawings - Lesson Plan.docx
+++ b/a7/build/out/u5/A7 5.01 Scale Drawings - Lesson Plan.docx
@@ -5004,7 +5004,7 @@
                 <w:color w:val="1A1A1A"/>
                 <w:sz w:val="21"/>
               </w:rPr>
-              <w:t xml:space="preserve">  The last board is written work; it is the exit evidence. Read the boards, not the papers.</w:t>
+              <w:t xml:space="preserve">  Board 9 is written work and it is the exit evidence: the student has to say which way the division goes (copy ÷ original) and give k = ½. A board that says 'yes, 6 is 2 times 3' has the direction backwards — the unit's first misconception, and tomorrow's warm-up Q1 asks it again.</w:t>
             </w:r>
           </w:p>
           <w:p>

--- a/a7/build/out/u5/A7 5.01 Scale Drawings - Lesson Plan.docx
+++ b/a7/build/out/u5/A7 5.01 Scale Drawings - Lesson Plan.docx
@@ -289,7 +289,7 @@
                 <w:color w:val="1A1A1A"/>
                 <w:sz w:val="20"/>
               </w:rPr>
-              <w:t>5 — Solving Multi-Step Problems with Proportional Relationships</w:t>
+              <w:t>5 — Multi-Step Proportional Relationships</w:t>
             </w:r>
           </w:p>
         </w:tc>

--- a/a7/build/out/u5/A7 5.01 Scale Drawings - Lesson Plan.docx
+++ b/a7/build/out/u5/A7 5.01 Scale Drawings - Lesson Plan.docx
@@ -3699,7 +3699,7 @@
                 <w:color w:val="1A1A1A"/>
                 <w:sz w:val="18"/>
               </w:rPr>
-              <w:t>⅓ — divided original by copy [B1G-M 7.GR.1.5: the proportion set up backwards]; 4 — subtracted [the additive error]</w:t>
+              <w:t>⅓ — divided original by copy [B1G-M 7.GR.1.5: the proportion set up backwards]; 4 — subtracted [7.GR.1.5: the additive error — Math Nation's named misconception]</w:t>
             </w:r>
           </w:p>
         </w:tc>
@@ -3957,7 +3957,7 @@
                 <w:color w:val="1A1A1A"/>
                 <w:sz w:val="18"/>
               </w:rPr>
-              <w:t>1⅓ — original ÷ copy [7.GR.1.5]; 3 — subtracted [the additive error]</w:t>
+              <w:t>1⅓ — original ÷ copy [7.GR.1.5]; 3 — subtracted [7.GR.1.5: the additive error — Math Nation's named misconception]</w:t>
             </w:r>
           </w:p>
         </w:tc>
@@ -4344,7 +4344,7 @@
                 <w:color w:val="1A1A1A"/>
                 <w:sz w:val="18"/>
               </w:rPr>
-              <w:t>(B) 40 + 2.5: the additive error [B1G-M]; (C) 40 ÷ 2.5: the angle divided [7.GR.1.5]; (D) 40 × 2.5: the angle scaled like a length [7.GR.1.5: a scale factor multiplies lengths; the shape — its angles — is what stays the same]</w:t>
+              <w:t>(B) 40 + 2.5: the additive error [7.GR.1.5: Math Nation's named misconception]; (C) 40 ÷ 2.5: the angle divided [7.GR.1.5]; (D) 40 × 2.5: the angle scaled like a length [7.GR.1.5: a scale factor multiplies lengths; the shape — its angles — is what stays the same]</w:t>
             </w:r>
           </w:p>
         </w:tc>
@@ -4540,7 +4540,7 @@
                 <w:color w:val="1A1A1A"/>
                 <w:sz w:val="18"/>
               </w:rPr>
-              <w:t>Dev, who is 13, draws a 12-ft wall as 3 in long.  How long is a 20-ft wall on his drawing?</w:t>
+              <w:t>Dev, who is 13, draws a 15-ft wall as 3 in long.  How long is a 20-ft wall on his drawing?</w:t>
             </w:r>
           </w:p>
         </w:tc>
@@ -4571,7 +4571,7 @@
                 <w:color w:val="9E1B32"/>
                 <w:sz w:val="18"/>
               </w:rPr>
-              <w:t>5 in</w:t>
+              <w:t>4 in</w:t>
             </w:r>
           </w:p>
         </w:tc>
@@ -4602,7 +4602,7 @@
                 <w:color w:val="1A1A1A"/>
                 <w:sz w:val="18"/>
               </w:rPr>
-              <w:t>80 — multiplied by 4 going to the drawing [Notes III: back to the drawing, divide]; 11 — 20 − 12 + 3, the additive error</w:t>
+              <w:t>100 — multiplied by 5 going to the drawing [Notes III: back to the drawing, divide]; 8 — 20 − 15 + 3, the additive error</w:t>
             </w:r>
           </w:p>
         </w:tc>

--- a/a7/build/out/u5/A7 5.01 Scale Drawings - Lesson Plan.docx
+++ b/a7/build/out/u5/A7 5.01 Scale Drawings - Lesson Plan.docx
@@ -4282,7 +4282,50 @@
                 <w:color w:val="1A1A1A"/>
                 <w:sz w:val="18"/>
               </w:rPr>
-              <w:t>A drawing has a 40° angle. The real figure is a scale copy at k = 2.5. What is the angle in the real figure?</w:t>
+              <w:t xml:space="preserve">A drawing has a 40° angle. The real figure is a scale copy at </w:t>
+            </w:r>
+            <w:r>
+              <w:drawing>
+                <wp:inline xmlns:a="http://schemas.openxmlformats.org/drawingml/2006/main" xmlns:pic="http://schemas.openxmlformats.org/drawingml/2006/picture">
+                  <wp:extent cx="429768" cy="118872"/>
+                  <wp:docPr id="1" name="Picture 1"/>
+                  <wp:cNvGraphicFramePr>
+                    <a:graphicFrameLocks noChangeAspect="1"/>
+                  </wp:cNvGraphicFramePr>
+                  <a:graphic>
+                    <a:graphicData uri="http://schemas.openxmlformats.org/drawingml/2006/picture">
+                      <pic:pic>
+                        <pic:nvPicPr>
+                          <pic:cNvPr id="0" name="2c5ff623f3ebf612.png"/>
+                          <pic:cNvPicPr/>
+                        </pic:nvPicPr>
+                        <pic:blipFill>
+                          <a:blip r:embed="rId9"/>
+                          <a:stretch>
+                            <a:fillRect/>
+                          </a:stretch>
+                        </pic:blipFill>
+                        <pic:spPr>
+                          <a:xfrm>
+                            <a:off x="0" y="0"/>
+                            <a:ext cx="429768" cy="118872"/>
+                          </a:xfrm>
+                          <a:prstGeom prst="rect"/>
+                        </pic:spPr>
+                      </pic:pic>
+                    </a:graphicData>
+                  </a:graphic>
+                </wp:inline>
+              </w:drawing>
+            </w:r>
+            <w:r>
+              <w:rPr>
+                <w:b w:val="0"/>
+                <w:i w:val="0"/>
+                <w:color w:val="1A1A1A"/>
+                <w:sz w:val="18"/>
+              </w:rPr>
+              <w:t>. What is the angle in the real figure?</w:t>
             </w:r>
           </w:p>
         </w:tc>

--- a/a7/build/out/u5/A7 5.01 Scale Drawings - Lesson Plan.docx
+++ b/a7/build/out/u5/A7 5.01 Scale Drawings - Lesson Plan.docx
@@ -1881,7 +1881,7 @@
                 <w:color w:val="1A1A1A"/>
                 <w:sz w:val="19"/>
               </w:rPr>
-              <w:t>Teach from the front. Expand once per law; say the OFF line out loud.</w:t>
+              <w:t>Teach from the front; say the OFF line out loud.</w:t>
             </w:r>
           </w:p>
         </w:tc>
@@ -5179,7 +5179,7 @@
                 <w:color w:val="1A1A1A"/>
                 <w:sz w:val="21"/>
               </w:rPr>
-              <w:t xml:space="preserve">  The six-question independent set is worked silently in class; whatever is not finished goes home. IXL, all skills required to a SmartScore of 67, due at the start of the next class: Scale drawings: find the scale factor, missing side, or missing angle — WEA.</w:t>
+              <w:t xml:space="preserve">  The six-question independent set is worked silently in class; whatever is not finished goes home. IXL, all skills required to a SmartScore of 67, due by the Unit 5 test: Scale drawings: find the scale factor, missing side, or missing angle — WEA.</w:t>
             </w:r>
           </w:p>
         </w:tc>

--- a/a7/build/out/u5/A7 5.01 Scale Drawings - Lesson Plan.docx
+++ b/a7/build/out/u5/A7 5.01 Scale Drawings - Lesson Plan.docx
@@ -1752,7 +1752,7 @@
                 <w:color w:val="1A1A1A"/>
                 <w:sz w:val="19"/>
               </w:rPr>
-              <w:t>Two minutes silent, then reveal. One sentence of reteach per question at most. Then the new words, read once.</w:t>
+              <w:t>Silent, then reveal. One sentence of reteach per question at most. Then the new words, read once.</w:t>
             </w:r>
           </w:p>
         </w:tc>
@@ -1881,7 +1881,7 @@
                 <w:color w:val="1A1A1A"/>
                 <w:sz w:val="19"/>
               </w:rPr>
-              <w:t>Teach from the front; say the OFF line out loud.</w:t>
+              <w:t>Teach from the front; say the off-slide sentence out loud.</w:t>
             </w:r>
           </w:p>
         </w:tc>
@@ -2815,7 +2815,7 @@
                 <w:color w:val="1A1A1A"/>
                 <w:sz w:val="19"/>
               </w:rPr>
-              <w:t>Start the skills; finish tonight.</w:t>
+              <w:t>Start the skills; due by the Unit 5 test.</w:t>
             </w:r>
           </w:p>
         </w:tc>
@@ -3010,7 +3010,7 @@
                 <w:color w:val="1A1A1A"/>
                 <w:sz w:val="21"/>
               </w:rPr>
-              <w:t xml:space="preserve">  The Notes slides and the worked half of each Example: the teacher writes, the class copies, and the OFF line is said out loud rather than printed.</w:t>
+              <w:t xml:space="preserve">  The Notes slides and the worked half of each Example: the teacher writes, the class copies, and the off-slide sentence is said out loud rather than printed.</w:t>
             </w:r>
           </w:p>
           <w:p>
